--- a/THESIS DOCUMENTATION/Project_FALCON_RRL.docx
+++ b/THESIS DOCUMENTATION/Project_FALCON_RRL.docx
@@ -2,6 +2,51 @@
 <file path=word/document.xml><?xml version="1.0" encoding="utf-8"?>
 <w:document xmlns:o="urn:schemas-microsoft-com:office:office" xmlns:r="http://schemas.openxmlformats.org/officeDocument/2006/relationships" xmlns:v="urn:schemas-microsoft-com:vml" xmlns:w="http://schemas.openxmlformats.org/wordprocessingml/2006/main" xmlns:w10="urn:schemas-microsoft-com:office:word" xmlns:wp="http://schemas.openxmlformats.org/drawingml/2006/wordprocessingDrawing" xmlns:wps="http://schemas.microsoft.com/office/word/2010/wordprocessingShape" xmlns:wpg="http://schemas.microsoft.com/office/word/2010/wordprocessingGroup" xmlns:mc="http://schemas.openxmlformats.org/markup-compatibility/2006" xmlns:wp14="http://schemas.microsoft.com/office/word/2010/wordprocessingDrawing" xmlns:w14="http://schemas.microsoft.com/office/word/2010/wordml" xmlns:w15="http://schemas.microsoft.com/office/word/2012/wordml" mc:Ignorable="w14 wp14 w15">
   <w:body>
+    <w:p>
+      <w:pPr>
+        <w:spacing w:after="60"/>
+        <w:jc w:val="center"/>
+        <w:shd w:fill="0F766E"/>
+      </w:pPr>
+      <w:r>
+        <w:rPr>
+          <w:b/>
+          <w:color w:val="FFFFFF"/>
+          <w:sz w:val="20"/>
+        </w:rPr>
+        <w:t>PROJECT FALCON DOCUMENT-CONTROL UPDATE — 10 SEPTEMBER 2026</w:t>
+      </w:r>
+    </w:p>
+    <w:p>
+      <w:pPr>
+        <w:spacing w:after="60"/>
+        <w:jc w:val="center"/>
+        <w:shd w:fill="FEF3C7"/>
+      </w:pPr>
+      <w:r>
+        <w:rPr>
+          <w:b/>
+          <w:color w:val="B45309"/>
+          <w:sz w:val="18"/>
+        </w:rPr>
+        <w:t>STATUS OF THIS COPY: CURRENT SUPPORTING RECORD, subject to the canonical BayStation.docx and docs/PROJECT_CONTEXT.md.</w:t>
+      </w:r>
+    </w:p>
+    <w:p>
+      <w:pPr>
+        <w:spacing w:after="60"/>
+        <w:jc w:val="center"/>
+        <w:shd w:fill="F3F4F6"/>
+      </w:pPr>
+      <w:r>
+        <w:rPr>
+          <w:b w:val="0"/>
+          <w:color w:val="374151"/>
+          <w:sz w:val="16"/>
+        </w:rPr>
+        <w:t>Current pressure-sensor baseline: Holykell HPT604 Type A, provisionally 0–2 mH2O vented gauge with 4–20 mA output, is the recommended long-duration deployment candidate. The exact order code, continuous-saltwater suitability, wetted materials, seal, cable and calibration must be confirmed before purchase. The protected 12 V loop requires a 150 ohm 0.1% shunt, input protection/filtering and a 3.3 V ADS1115 receiver. Bar02 is bench-only; its old I2C PCB and wiring are not fabrication-ready. No hardware is represented as purchased or field-validated.</w:t>
+      </w:r>
+    </w:p>
     <w:p>
       <w:pPr>
         <w:pStyle w:val="Heading1"/>
